--- a/tai-lieu-noi-bo/moscow/kremlin-armoury.docx
+++ b/tai-lieu-noi-bo/moscow/kremlin-armoury.docx
@@ -100,6 +100,38 @@
     </w:p>
     <w:p>
       <w:pPr>
+        <w:pStyle w:val="ListBullet"/>
+      </w:pPr>
+      <w:r>
+        <w:t>9 gian trưng bày trên hai tầng; toà nhà do K. Thon xây 1844–1851, bảo tàng công đầu tiên của Moskva (1806)</w:t>
+      </w:r>
+    </w:p>
+    <w:p>
+      <w:pPr>
+        <w:pStyle w:val="ListBullet"/>
+      </w:pPr>
+      <w:r>
+        <w:t>Ngai đôi năm 1682 của Ivan V và Pyotr I có ô cửa bí mật giấu sau lưng ngai</w:t>
+      </w:r>
+    </w:p>
+    <w:p>
+      <w:pPr>
+        <w:pStyle w:val="ListBullet"/>
+      </w:pPr>
+      <w:r>
+        <w:t>Mũ Jericho (Ерихонка, 1621) của thợ cả Nikita Davydov — mũ trụ dát vàng khảm đá quý</w:t>
+      </w:r>
+    </w:p>
+    <w:p>
+      <w:pPr>
+        <w:pStyle w:val="ListBullet"/>
+      </w:pPr>
+      <w:r>
+        <w:t>Quỹ Kim cương (vé riêng): Đại Vương miện ~4.936 viên kim cương, kim cương Orlov ~189,62 carat</w:t>
+      </w:r>
+    </w:p>
+    <w:p>
+      <w:pPr>
         <w:pStyle w:val="Heading1"/>
       </w:pPr>
       <w:r>
@@ -407,6 +439,310 @@
       </w:pPr>
       <w:r>
         <w:t>Nếu còn thời gian và hứng thú, đừng bỏ lỡ Quỹ Kim cương ngay trong toà nhà (vé riêng). Đây là nơi trưng bày Vương miện Lớn của Đế chế Nga — chiếc vương miện làm năm 1762 cho lễ đăng quang của Ekaterina Đại đế, gắn hàng nghìn viên kim cương — cùng viên kim cương Orlov trứ danh. Đó là màn 'kết' hoàn hảo cho một hành trình ngập tràn châu báu.</w:t>
+      </w:r>
+    </w:p>
+    <w:p>
+      <w:pPr>
+        <w:pStyle w:val="Heading1"/>
+      </w:pPr>
+      <w:r>
+        <w:rPr>
+          <w:color w:val="152C4E"/>
+        </w:rPr>
+        <w:t>Bố cục 9 gian trưng bày trên hai tầng — đọc lướt trước khi vào</w:t>
+      </w:r>
+    </w:p>
+    <w:p>
+      <w:pPr>
+        <w:jc w:val="both"/>
+      </w:pPr>
+      <w:r>
+        <w:t>Trước khi dẫn khách đi sâu, hãy phác cho họ tấm bản đồ của bảo tàng. Bộ sưu tập được bày trong 9 gian (зал) trên hai tầng. Toà nhà hiện nay do kiến trúc sư Konstantin Thon (Константин Тон) xây năm 1844–1851, cùng thời và cùng phong cách với Đại Cung điện Kremlin liền kề; nhưng bản thân bảo tàng thì ra đời sớm hơn nhiều — năm 1806 Sa hoàng Aleksandr I đã ký sắc lệnh biến kho báu hoàng gia thành bảo tàng công đầu tiên của Moskva.</w:t>
+      </w:r>
+    </w:p>
+    <w:p>
+      <w:pPr>
+        <w:jc w:val="both"/>
+      </w:pPr>
+      <w:r>
+        <w:t>Theo cách bài trí quen thuộc, tầng trên (thường tham quan trước) gồm: Gian 1–2 vàng bạc Nga từ thế kỷ XII đến đầu XX; Gian 3 vũ khí và áo giáp châu Âu, phương Đông; Gian 4 vũ khí và áo giáp Nga; Gian 5 bạc Tây Âu (quà tặng ngoại giao). Tầng dưới gồm: Gian 6 lễ phục và áo bào đăng quang; Gian 7 báu vật vương quyền và những chiếc ngai; Gian 8 yên cương lễ; Gian 9 xe ngựa hoàng gia.</w:t>
+      </w:r>
+    </w:p>
+    <w:p>
+      <w:pPr>
+        <w:jc w:val="both"/>
+      </w:pPr>
+      <w:r>
+        <w:t>Lưu ý: cách sắp xếp gian có thể thay đổi theo từng thời điểm trưng bày, nên thứ tự gian nêu ở đây chỉ mang tính tham khảo — quý khách nên xác nhận lại sơ đồ thực tế tại lối vào hoặc trên kreml.ru (chi tiết này cần kiểm chứng theo thời điểm).</w:t>
+      </w:r>
+    </w:p>
+    <w:p>
+      <w:pPr>
+        <w:jc w:val="both"/>
+      </w:pPr>
+      <w:r>
+        <w:t>Gợi ý cách kể: vì vé Cung Vũ khí bán theo suất giờ và thời gian trong phòng có hạn, hãy chốt trước với khách ba đến bốn hiện vật phải xem cho bằng được (trứng Fabergé, Mũ Monomakh, ngai đôi, xe ngựa) để không bị cuốn theo hàng nghìn món mà bỏ lỡ ngôi sao.</w:t>
+      </w:r>
+    </w:p>
+    <w:p>
+      <w:pPr>
+        <w:pStyle w:val="Heading1"/>
+      </w:pPr>
+      <w:r>
+        <w:rPr>
+          <w:color w:val="152C4E"/>
+        </w:rPr>
+        <w:t>Ngôi sao của bảo tàng — Mười quả trứng Phục sinh Fabergé (Яйца Фаберже)</w:t>
+      </w:r>
+    </w:p>
+    <w:p>
+      <w:pPr>
+        <w:jc w:val="both"/>
+      </w:pPr>
+      <w:r>
+        <w:t>Nếu chỉ được xem một thứ, phần lớn khách sẽ chọn tủ trứng Fabergé. Đây là bộ sưu tập trứng Phục sinh hoàng gia lớn nhất thế giới còn trưng bày cho công chúng: 10 quả, trong tổng số khoảng 50 quả từng được nhà kim hoàn Carl Fabergé chế tác cho hai đời Sa hoàng cuối (Aleksandr III và Nikolai II) để tặng vợ và mẹ vào mỗi dịp lễ Phục sinh. Mỗi quả là một kỳ công cơ khí và kim hoàn, bên trong luôn giấu một bất ngờ (surprise).</w:t>
+      </w:r>
+    </w:p>
+    <w:p>
+      <w:pPr>
+        <w:jc w:val="both"/>
+      </w:pPr>
+      <w:r>
+        <w:t>Vài quả tiêu biểu để kể: quả Ký ức Azov (Память Азова, 1891) giấu mô hình tí hon chiếc tuần dương hạm bằng vàng và bạch kim; quả Tàu tốc hành xuyên Siberia (1900) chứa một đoàn tàu vàng gập lại được, đầu máy có đèn hồng ngọc và toa kính pha lê, lên dây cót là chạy được; quả Điện Kremlin Moskva (1906) — quả lớn nhất — mô phỏng Nhà thờ Uspensky, có cả đồng hồ và hộp nhạc chơi giai điệu thánh ca.</w:t>
+      </w:r>
+    </w:p>
+    <w:p>
+      <w:pPr>
+        <w:jc w:val="both"/>
+      </w:pPr>
+      <w:r>
+        <w:t>Còn có quả Cỏ ba lá (1902) từng giấu chân dung bốn công chúa con Sa hoàng (nay bất ngờ đã thất lạc); quả Cung điện Aleksandr (1908) với mô hình cung điện và năm bức chân dung màu nước của các hoàng tử, công chúa; quả Du thuyền Standart (1909); quả Đài tưởng niệm Aleksandr III (1909); quả Tam bách chu niên nhà Romanov (1913) với quả địa cầu vẽ lãnh thổ đế quốc; và quả Thép nhà binh (1916) đúc thời Thế chiến, mộc mạc bằng thép, giấu bức tranh Sa hoàng Nikolai II ra thăm mặt trận.</w:t>
+      </w:r>
+    </w:p>
+    <w:p>
+      <w:pPr>
+        <w:jc w:val="both"/>
+      </w:pPr>
+      <w:r>
+        <w:t>Gợi ý cách kể: đừng sa đà liệt kê đủ mười quả — hãy chọn hai đến ba quả có bất ngờ dễ hình dung nhất (đoàn tàu chạy được, mô hình chiến hạm) và kể như kể chuyện cổ tích công nghệ. Nhấn chi tiết cảm động: nhiều quả là quà con trai tặng mẹ, làm nổi bật khía cạnh gia đình đằng sau vương triều.</w:t>
+      </w:r>
+    </w:p>
+    <w:p>
+      <w:pPr>
+        <w:pStyle w:val="Heading1"/>
+      </w:pPr>
+      <w:r>
+        <w:rPr>
+          <w:color w:val="152C4E"/>
+        </w:rPr>
+        <w:t>Vương quyền &amp; những chiếc ngai — Mũ Monomakh và ngai đôi (Gian 7)</w:t>
+      </w:r>
+    </w:p>
+    <w:p>
+      <w:pPr>
+        <w:jc w:val="both"/>
+      </w:pPr>
+      <w:r>
+        <w:t>Trái tim biểu tượng của bảo tàng nằm ở gian báu vật vương quyền. Ngôi sao ở đây là Mũ Monomakh (Шапка Мономаха) — chiếc vương miện cổ hình chóp, kết bằng các tấm vàng chạm hoa văn tinh xảo, đính đá quý và viền lông chồn, phía trên gắn thánh giá. Giới nghiên cứu cho rằng mũ được chế tác khoảng thế kỷ XIV bởi thợ kim hoàn vùng Kim Trướng hãn quốc; truyền thuyết lại kể đó là quà của hoàng đế Byzantine gửi cho đại công Vladimir Monomakh. Suốt các thế kỷ XVI–XVII, hầu như mọi Sa hoàng đều đội chiếc mũ này khi đăng quang.</w:t>
+      </w:r>
+    </w:p>
+    <w:p>
+      <w:pPr>
+        <w:jc w:val="both"/>
+      </w:pPr>
+      <w:r>
+        <w:t>Cạnh đó là dàn ngai vàng kể lại lịch sử nước Nga. Nổi bật là Ngai Kim cương (Алмазный трон) của Sa hoàng Aleksei Mikhailovich — món quà từ thương nhân Armenia năm 1660, dát tới hơn 800 viên kim cương cùng ngọc lam và ngà voi. Đặc biệt nhất là Ngai đôi (Двойной трон) làm năm 1682 cho hai anh em cùng lên ngôi khi còn nhỏ: Ivan V và Pyotr I (Pyotr Đại đế tương lai).</w:t>
+      </w:r>
+    </w:p>
+    <w:p>
+      <w:pPr>
+        <w:jc w:val="both"/>
+      </w:pPr>
+      <w:r>
+        <w:t>Ngai đôi có một chi tiết đắt bậc nhất bảo tàng: phía sau lưng ngai có một ô cửa nhỏ giấu kín, nơi người lớn (tương truyền là công chúa nhiếp chính Sofya hoặc quan phụ chính) ngồi nấp để nhắc lời cho hai vị vua nhỏ trong các buổi thiết triều với sứ thần. Ngoài ra gian này còn trưng bày vương trượng, quả cầu quyền lực (держава), và Mũ Kazan (Шапка Казанская) làm cho Ivan Bạo chúa sau khi chinh phục hãn quốc Kazan năm 1552.</w:t>
+      </w:r>
+    </w:p>
+    <w:p>
+      <w:pPr>
+        <w:jc w:val="both"/>
+      </w:pPr>
+      <w:r>
+        <w:t>Gợi ý cách kể: câu chuyện ô cửa bí mật sau ngai đôi luôn khiến khách thích thú — hãy kể rồi mời khách đoán xem ô cửa nằm ở đâu. Với Mũ Monomakh, có thể liên hệ câu nói Nga quen thuộc Ôi, nặng thay chiếc mũ Monomakh (ý nói gánh nặng của quyền lực) để khách nhớ lâu.</w:t>
+      </w:r>
+    </w:p>
+    <w:p>
+      <w:pPr>
+        <w:pStyle w:val="Heading1"/>
+      </w:pPr>
+      <w:r>
+        <w:rPr>
+          <w:color w:val="152C4E"/>
+        </w:rPr>
+        <w:t>Lễ phục &amp; áo bào đăng quang (Gian 6)</w:t>
+      </w:r>
+    </w:p>
+    <w:p>
+      <w:pPr>
+        <w:jc w:val="both"/>
+      </w:pPr>
+      <w:r>
+        <w:t>Gian lễ phục cho khách thấy mặt con người của các bậc đế vương. Ở đây có những bộ áo bào đăng quang lộng lẫy, trong đó nổi tiếng nhất là bộ lễ phục đăng quang của Nữ hoàng Ekaterina II (Catherine Đại đế) và tấm áo choàng đăng quang của vị Hoàng hậu cuối cùng Aleksandra Fyodorovna năm 1896 — thêu chỉ vàng, dài lê thê, phải nhiều người nâng đuôi áo.</w:t>
+      </w:r>
+    </w:p>
+    <w:p>
+      <w:pPr>
+        <w:jc w:val="both"/>
+      </w:pPr>
+      <w:r>
+        <w:t>Cạnh trang phục thế tục là các phẩm phục nhà thờ tráng lệ. Đáng chú ý có chiếc áo lễ Sakkos của Đô trưởng giáo Photius (Саккос митрополита Фотия) từ thế kỷ XV, thêu kín bằng vàng, ngọc trai và hình thánh — một trong những di vật dệt kim hoàn quý nhất còn lại của nước Nga cổ.</w:t>
+      </w:r>
+    </w:p>
+    <w:p>
+      <w:pPr>
+        <w:jc w:val="both"/>
+      </w:pPr>
+      <w:r>
+        <w:t>Gợi ý cách kể: hãy để khách hình dung quy mô nghi lễ — riêng đuôi áo choàng đăng quang có thể dài nhiều mét và nặng tới mức phải có thị đồng nâng. Chi tiết áo nặng đến mức phải người khác đỡ giúp khách cảm nhận độ xa hoa hơn mọi con số.</w:t>
+      </w:r>
+    </w:p>
+    <w:p>
+      <w:pPr>
+        <w:pStyle w:val="Heading1"/>
+      </w:pPr>
+      <w:r>
+        <w:rPr>
+          <w:color w:val="152C4E"/>
+        </w:rPr>
+        <w:t>Vũ khí, áo giáp &amp; mũ Jericho của Nikita Davydov (Gian 3–4)</w:t>
+      </w:r>
+    </w:p>
+    <w:p>
+      <w:pPr>
+        <w:jc w:val="both"/>
+      </w:pPr>
+      <w:r>
+        <w:t>Đúng với cái tên Cung Vũ khí, hai gian binh khí trưng bày kho vũ khí và áo giáp trải dài nhiều thế kỷ: từ giáp xích, mũ trụ, gươm, giáo của Nga cho tới vũ khí và áo giáp lễ nghi của Tây Âu và phương Đông. Đây từng là nơi các xưởng chế tác vũ khí hoàng gia làm việc, nên nhiều món vừa là khí giới vừa là tác phẩm nghệ thuật.</w:t>
+      </w:r>
+    </w:p>
+    <w:p>
+      <w:pPr>
+        <w:jc w:val="both"/>
+      </w:pPr>
+      <w:r>
+        <w:t>Hiện vật được nhắc đến nhiều nhất là chiếc mũ trụ mang tên Mũ Jericho (Ерихонка) làm năm 1621 bởi thợ cả Nikita Davydov cho Sa hoàng Mikhail Fyodorovich — mũ thép dát vàng, khảm đá quý, tinh xảo đến mức về sau người ta gắn nó với truyền thuyết về áo giáp của đại công Aleksandr Nevsky. Gian này cũng có những bộ giáp voivode (tướng lĩnh) hoàn chỉnh của thế kỷ XVII.</w:t>
+      </w:r>
+    </w:p>
+    <w:p>
+      <w:pPr>
+        <w:jc w:val="both"/>
+      </w:pPr>
+      <w:r>
+        <w:t>Gợi ý cách kể: với khách nam và trẻ em, đây thường là gian ăn khách nhất — hãy chỉ ra sự khác biệt giữa giáp để đánh trận (chắc, gọn) và giáp để duyệt binh, nghi lễ (dát vàng, khảm đá); qua đó kể về vai trò trình diễn quyền lực của vũ khí thời phong kiến.</w:t>
+      </w:r>
+    </w:p>
+    <w:p>
+      <w:pPr>
+        <w:pStyle w:val="Heading1"/>
+      </w:pPr>
+      <w:r>
+        <w:rPr>
+          <w:color w:val="152C4E"/>
+        </w:rPr>
+        <w:t>Bạc Tây Âu &amp; quà tặng ngoại giao (Gian 5)</w:t>
+      </w:r>
+    </w:p>
+    <w:p>
+      <w:pPr>
+        <w:jc w:val="both"/>
+      </w:pPr>
+      <w:r>
+        <w:t>Gian bạc Tây Âu là phòng khách ngoại giao của các Sa hoàng: nơi trưng bày những bộ đồ bạc đồ sộ mà các sứ thần châu Âu dâng tặng để lấy lòng triều đình Nga. Vì nước Nga thời ấy giữ gìn cẩn thận, bộ sưu tập bạc Anh, Hà Lan, Đức ở đây thuộc hàng phong phú nhất thế giới, nhiều món mà ở chính quê hương chúng đã bị nấu chảy từ lâu.</w:t>
+      </w:r>
+    </w:p>
+    <w:p>
+      <w:pPr>
+        <w:jc w:val="both"/>
+      </w:pPr>
+      <w:r>
+        <w:t>Những hiện vật hay được kể: chiếc cốc hình con tàu do thợ Đức chế tác, dâng lên Sa hoàng Aleksei Mikhailovich năm 1648; và bộ đồ sứ Olympic của xưởng Sèvres (1804–1807) vốn làm cho Napoleon, sau này được tặng lại Hoàng đế Aleksandr I sau hoà ước Tilsit — một hiện vật gói trọn cả một khúc quanh lịch sử châu Âu.</w:t>
+      </w:r>
+    </w:p>
+    <w:p>
+      <w:pPr>
+        <w:jc w:val="both"/>
+      </w:pPr>
+      <w:r>
+        <w:t>Gợi ý cách kể: hãy dùng gian này để kể về ngoại giao bằng quà tặng — mỗi món bạc là một nước cờ chính trị. Bộ đồ sứ từng thuộc về Napoleon rồi sang tay kẻ chiến thắng là câu chuyện khách rất thích.</w:t>
+      </w:r>
+    </w:p>
+    <w:p>
+      <w:pPr>
+        <w:pStyle w:val="Heading1"/>
+      </w:pPr>
+      <w:r>
+        <w:rPr>
+          <w:color w:val="152C4E"/>
+        </w:rPr>
+        <w:t>Xe ngựa hoàng gia &amp; yên cương lễ (Gian 8–9)</w:t>
+      </w:r>
+    </w:p>
+    <w:p>
+      <w:pPr>
+        <w:jc w:val="both"/>
+      </w:pPr>
+      <w:r>
+        <w:t>Khép lại hành trình là gian xe ngựa — bộ sưu tập cỗ xe ngựa cổ vào loại đẹp và đầy đủ nhất thế giới. Ở đây có những cỗ xe dát vàng, sơn son, vẽ tranh, bọc nhung, dùng trong lễ đăng quang và các dịp trọng đại từ thế kỷ XVI đến XVIII.</w:t>
+      </w:r>
+    </w:p>
+    <w:p>
+      <w:pPr>
+        <w:jc w:val="both"/>
+      </w:pPr>
+      <w:r>
+        <w:t>Đáng kể có cỗ xe đăng quang của Nữ hoàng Elizaveta Petrovna (khoảng năm 1746) lộng lẫy vàng son; những cỗ xe mùa đông gắn ván trượt tuyết; và một trong những cỗ xe cổ nhất là chiếc xe do triều đình Anh tặng Sa hoàng Boris Godunov đầu thế kỷ XVII — chứng tích bang giao Nga và Anh thuở ban đầu. Gian yên cương lễ bên cạnh trưng bày yên, dây cương, đồ trang sức cho ngựa nạm vàng bạc đá quý.</w:t>
+      </w:r>
+    </w:p>
+    <w:p>
+      <w:pPr>
+        <w:jc w:val="both"/>
+      </w:pPr>
+      <w:r>
+        <w:t>Gợi ý cách kể: mời khách so sánh xe hoàng gia xưa với siêu xe ngày nay — đều là cách phô trương địa vị. Chỉ cho khách thấy xe hầu như không có hệ thống giảm xóc, nên đi lại rất xóc; sự xa hoa nằm ở bề ngoài chứ không ở tiện nghi.</w:t>
+      </w:r>
+    </w:p>
+    <w:p>
+      <w:pPr>
+        <w:pStyle w:val="Heading1"/>
+      </w:pPr>
+      <w:r>
+        <w:rPr>
+          <w:color w:val="152C4E"/>
+        </w:rPr>
+        <w:t>Quỹ Kim cương Quốc gia (Almazny Fond) — kho báu trong kho báu (vé riêng)</w:t>
+      </w:r>
+    </w:p>
+    <w:p>
+      <w:pPr>
+        <w:jc w:val="both"/>
+      </w:pPr>
+      <w:r>
+        <w:t>Ngay trong toà nhà Cung Vũ khí còn có một triển lãm tách biệt, bán vé riêng: Quỹ Kim cương Quốc gia (Алмазный фонд, Almazny Fond). Đây là nơi cất giữ những viên đá quý và bảo vật vương quyền giá trị nhất nước Nga, do Nhà nước quản lý riêng.</w:t>
+      </w:r>
+    </w:p>
+    <w:p>
+      <w:pPr>
+        <w:jc w:val="both"/>
+      </w:pPr>
+      <w:r>
+        <w:t>Bảo vật số một là Đại Vương miện Đế quốc (Большая императорская корона) làm năm 1762 cho lễ đăng quang của Ekaterina II, gắn tới khoảng 4.936 viên kim cương và một viên spinel đỏ khổng lồ trên đỉnh. Kế đó là viên kim cương Orlov (~189,62 carat) gắn trên vương trượng của Ekaterina II, và viên kim cương Shah (~88,7 carat) gắn với câu chuyện bồi thường ngoại giao sau cái chết của nhà văn Griboedov ở Ba Tư.</w:t>
+      </w:r>
+    </w:p>
+    <w:p>
+      <w:pPr>
+        <w:jc w:val="both"/>
+      </w:pPr>
+      <w:r>
+        <w:t>Gợi ý cách kể: nói rõ với khách ngay từ đầu rằng Quỹ Kim cương là vé riêng và thường phải xếp hàng theo suất, để đoàn chủ động thời gian. Nếu không kịp vào, vẫn có thể kể vắn tắt ba bảo vật (vương miện ~4.936 viên kim cương, kim cương Orlov, kim cương Shah) để khách hình dung.</w:t>
       </w:r>
     </w:p>
     <w:p>
@@ -922,6 +1258,36 @@
       </w:r>
     </w:p>
     <w:p>
+      <w:r>
+        <w:rPr>
+          <w:sz w:val="22"/>
+        </w:rPr>
+        <w:t xml:space="preserve">• 10 Fabergé eggs from the Moscow Kremlin Museums — gw2ru.com — </w:t>
+      </w:r>
+      <w:r>
+        <w:rPr>
+          <w:color w:val="204A86"/>
+          <w:sz w:val="20"/>
+        </w:rPr>
+        <w:t>https://www.gw2ru.com/arts/2245-faberge-eggs-moscow-kremlin</w:t>
+      </w:r>
+    </w:p>
+    <w:p>
+      <w:r>
+        <w:rPr>
+          <w:sz w:val="22"/>
+        </w:rPr>
+        <w:t xml:space="preserve">• Оружейная палата — Wikipedia (tiếng Nga) — </w:t>
+      </w:r>
+      <w:r>
+        <w:rPr>
+          <w:color w:val="204A86"/>
+          <w:sz w:val="20"/>
+        </w:rPr>
+        <w:t>https://ru.wikipedia.org/wiki/%D0%9E%D1%80%D1%83%D0%B6%D0%B5%D0%B9%D0%BD%D0%B0%D1%8F_%D0%BF%D0%B0%D0%BB%D0%B0%D1%82%D0%B0</w:t>
+      </w:r>
+    </w:p>
+    <w:p>
       <w:pPr>
         <w:pStyle w:val="Heading2"/>
       </w:pPr>
@@ -998,11 +1364,38 @@
     <w:p>
       <w:r>
         <w:rPr>
+          <w:color w:val="5C6773"/>
+          <w:sz w:val="20"/>
+        </w:rPr>
+        <w:t>Wikipedia (EN) «Kremlin Armoury» — dùng cho: nguồn gốc từ kho vũ khí hoàng gia và các xưởng thủ công (nhắc tới từ đầu thế kỷ XVI, kho vũ khí lập 1508); hợp nhất các kho báu hoàng gia năm 1726; sắc lệnh của Aleksandr I lập bảo tàng công năm 1806; trưng bày 10 trong số các quả trứng Fabergé hoàng gia; Quỹ Kim cương Nga đặt trong toà nhà. Truy cập 9/2026.</w:t>
+      </w:r>
+    </w:p>
+    <w:p>
+      <w:r>
+        <w:rPr>
+          <w:color w:val="5C6773"/>
+          <w:sz w:val="20"/>
+        </w:rPr>
+        <w:t>gw2ru.com, các bài «10 masterpieces of the Moscow Kremlin's Armory Chamber» và «10 Fabergé eggs from the Moscow Kremlin Museums» — dùng cho: Mũ Monomakh (thế kỷ XIV, thợ vùng Kim Trướng hãn quốc); Ngai đôi 1682 của Ivan và Pyotr; áo choàng đăng quang của Aleksandra Fyodorovna 1896; mũ Jericho 1621 của Nikita Davydov; cốc hình tàu (Đức, dâng năm 1648); bộ sứ Olympic của Sèvres (1804–1807, làm cho Napoleon, tặng Aleksandr I); cỗ xe đăng quang năm 1746 của Elizaveta Petrovna; danh sách và bất ngờ của 10 quả trứng Fabergé (Ký ức Azov 1891, Tàu xuyên Siberia 1900, đồng hồ Bó huệ 1899, Cỏ ba lá 1902, Điện Kremlin 1906, Cung điện Aleksandr 1908, Du thuyền Standart 1909, Đài tưởng niệm Aleksandr III 1909, Tam bách chu niên Romanov 1913, Thép nhà binh 1916). Truy cập 9/2026.</w:t>
+      </w:r>
+    </w:p>
+    <w:p>
+      <w:r>
+        <w:rPr>
+          <w:color w:val="5C6773"/>
+          <w:sz w:val="20"/>
+        </w:rPr>
+        <w:t>Lưu ý kiểm chứng: số trứng Fabergé hoàng gia từng chế tác (~50) và số còn tồn tại, thứ tự và nội dung 9 gian trưng bày, số kim cương trên Đại Vương miện (~4.936) và trọng lượng carat của kim cương Orlov (~189,62) và Shah (~88,7) là các số liệu thường dẫn, có thể chênh giữa các nguồn — nên đối chiếu tại kreml.ru và Gokhran/Almazny Fond trước tour. Ngai Kim cương của Aleksei Mikhailovich (quà thương nhân Armenia, 1660) và chi tiết ô cửa bí mật sau Ngai đôi là giai thoại phổ biến, nên trình bày như câu chuyện truyền lại.</w:t>
+      </w:r>
+    </w:p>
+    <w:p>
+      <w:r>
+        <w:rPr>
           <w:i/>
           <w:color w:val="5C6773"/>
           <w:sz w:val="18"/>
         </w:rPr>
-        <w:t>Tài liệu nội bộ — không dùng cho mục đích public. Biên soạn nguyên gốc, có dẫn nguồn. Cập nhật 2026-08-11.</w:t>
+        <w:t>Tài liệu nội bộ — không dùng cho mục đích public. Biên soạn nguyên gốc, có dẫn nguồn. Cập nhật 2026-09-28.</w:t>
       </w:r>
     </w:p>
     <w:sectPr>
